--- a/doc.docx
+++ b/doc.docx
@@ -148,7 +148,15 @@
     </w:p>
     <w:p/>
     <w:p>
-      <w:r>
+      <w:pPr>
+        <w:rPr>
+          <w:lang w:val="en-IN"/>
+        </w:rPr>
+      </w:pPr>
+    </w:p>
+    <w:p>
+      <w:r>
+        <w:lastRenderedPageBreak/>
         <w:t xml:space="preserve">2. </w:t>
       </w:r>
       <w:proofErr w:type="gramStart"/>
@@ -353,6 +361,7 @@
     </w:p>
     <w:p>
       <w:r>
+        <w:lastRenderedPageBreak/>
         <w:t xml:space="preserve">        }</w:t>
       </w:r>
     </w:p>
@@ -552,6 +561,7 @@
     </w:p>
     <w:p>
       <w:r>
+        <w:lastRenderedPageBreak/>
         <w:t xml:space="preserve">        long sum = 0;</w:t>
       </w:r>
     </w:p>
@@ -691,6 +701,7 @@
         <w:t xml:space="preserve">] </w:t>
       </w:r>
       <w:proofErr w:type="spellStart"/>
+      <w:proofErr w:type="gramStart"/>
       <w:r>
         <w:t>args</w:t>
       </w:r>
@@ -698,6 +709,7 @@
       <w:r>
         <w:t>) {</w:t>
       </w:r>
+      <w:proofErr w:type="gramEnd"/>
     </w:p>
     <w:p>
       <w:r>
@@ -771,6 +783,7 @@
     <w:p>
       <w:proofErr w:type="spellStart"/>
       <w:r>
+        <w:lastRenderedPageBreak/>
         <w:t>Uname</w:t>
       </w:r>
       <w:proofErr w:type="spellEnd"/>
@@ -780,317 +793,483 @@
     </w:p>
     <w:p>
       <w:r>
+        <w:t xml:space="preserve">Sudo apt-get install </w:t>
+      </w:r>
+      <w:proofErr w:type="spellStart"/>
+      <w:r>
+        <w:t>qemu-kvm</w:t>
+      </w:r>
+      <w:proofErr w:type="spellEnd"/>
+      <w:r>
+        <w:t xml:space="preserve"> </w:t>
+      </w:r>
+      <w:proofErr w:type="spellStart"/>
+      <w:r>
+        <w:t>libvirt</w:t>
+      </w:r>
+      <w:proofErr w:type="spellEnd"/>
+      <w:r>
+        <w:t xml:space="preserve">-bin bridge-utils </w:t>
+      </w:r>
+      <w:proofErr w:type="spellStart"/>
+      <w:r>
+        <w:t>qemu</w:t>
+      </w:r>
+      <w:proofErr w:type="spellEnd"/>
+      <w:r>
+        <w:t>-sys</w:t>
+      </w:r>
+    </w:p>
+    <w:p>
+      <w:proofErr w:type="spellStart"/>
+      <w:r>
+        <w:t>sudo</w:t>
+      </w:r>
+      <w:proofErr w:type="spellEnd"/>
+      <w:r>
+        <w:t xml:space="preserve"> apt-get install </w:t>
+      </w:r>
+      <w:proofErr w:type="spellStart"/>
+      <w:r>
+        <w:t>qemu-kvm</w:t>
+      </w:r>
+      <w:proofErr w:type="spellEnd"/>
+      <w:r>
+        <w:t xml:space="preserve"> </w:t>
+      </w:r>
+      <w:proofErr w:type="spellStart"/>
+      <w:r>
+        <w:t>libvirt</w:t>
+      </w:r>
+      <w:proofErr w:type="spellEnd"/>
+      <w:r>
+        <w:t xml:space="preserve">-daemon-system </w:t>
+      </w:r>
+      <w:proofErr w:type="spellStart"/>
+      <w:r>
+        <w:t>libvirt</w:t>
+      </w:r>
+      <w:proofErr w:type="spellEnd"/>
+      <w:r>
+        <w:t>-clients bridge-utils qemu-system-x86</w:t>
+      </w:r>
+    </w:p>
+    <w:p/>
+    <w:p>
+      <w:r>
+        <w:t>Nano /</w:t>
+      </w:r>
+      <w:proofErr w:type="spellStart"/>
+      <w:r>
+        <w:t>etc</w:t>
+      </w:r>
+      <w:proofErr w:type="spellEnd"/>
+      <w:r>
+        <w:t>/</w:t>
+      </w:r>
+      <w:proofErr w:type="spellStart"/>
+      <w:r>
+        <w:t>libvirt</w:t>
+      </w:r>
+      <w:proofErr w:type="spellEnd"/>
+      <w:r>
+        <w:t>/</w:t>
+      </w:r>
+      <w:proofErr w:type="spellStart"/>
+      <w:r>
+        <w:t>libvirtd.conf</w:t>
+      </w:r>
+      <w:proofErr w:type="spellEnd"/>
+    </w:p>
+    <w:p>
+      <w:r>
+        <w:t xml:space="preserve">Grep </w:t>
+      </w:r>
+      <w:proofErr w:type="gramStart"/>
+      <w:r>
+        <w:t>^[^#]</w:t>
+      </w:r>
+      <w:proofErr w:type="gramEnd"/>
+      <w:r>
+        <w:t xml:space="preserve"> /</w:t>
+      </w:r>
+      <w:proofErr w:type="spellStart"/>
+      <w:r>
+        <w:t>etc</w:t>
+      </w:r>
+      <w:proofErr w:type="spellEnd"/>
+      <w:r>
+        <w:t>/</w:t>
+      </w:r>
+      <w:proofErr w:type="spellStart"/>
+      <w:r>
+        <w:t>libvirt</w:t>
+      </w:r>
+      <w:proofErr w:type="spellEnd"/>
+      <w:r>
+        <w:t>/</w:t>
+      </w:r>
+      <w:proofErr w:type="spellStart"/>
+      <w:r>
+        <w:t>libvirtd.conf</w:t>
+      </w:r>
+      <w:proofErr w:type="spellEnd"/>
+    </w:p>
+    <w:p/>
+    <w:p>
+      <w:proofErr w:type="spellStart"/>
+      <w:r>
+        <w:t>unix_sock_group</w:t>
+      </w:r>
+      <w:proofErr w:type="spellEnd"/>
+      <w:proofErr w:type="gramStart"/>
+      <w:r>
+        <w:t>=”</w:t>
+      </w:r>
+      <w:proofErr w:type="spellStart"/>
+      <w:r>
+        <w:t>libvirt</w:t>
+      </w:r>
+      <w:proofErr w:type="spellEnd"/>
+      <w:proofErr w:type="gramEnd"/>
+      <w:r>
+        <w:t>”</w:t>
+      </w:r>
+    </w:p>
+    <w:p>
+      <w:proofErr w:type="spellStart"/>
+      <w:r>
+        <w:t>unix_sock_ro_perms</w:t>
+      </w:r>
+      <w:proofErr w:type="spellEnd"/>
+      <w:r>
+        <w:t>=”0777”</w:t>
+      </w:r>
+    </w:p>
+    <w:p>
+      <w:proofErr w:type="spellStart"/>
+      <w:r>
+        <w:t>unix_sock_rm_perms</w:t>
+      </w:r>
+      <w:proofErr w:type="spellEnd"/>
+      <w:r>
+        <w:t>=”0770”</w:t>
+      </w:r>
+    </w:p>
+    <w:p>
+      <w:proofErr w:type="spellStart"/>
+      <w:r>
+        <w:t>unix_sock_dir</w:t>
+      </w:r>
+      <w:proofErr w:type="spellEnd"/>
+      <w:r>
+        <w:t>=”/var/run/</w:t>
+      </w:r>
+      <w:proofErr w:type="spellStart"/>
+      <w:r>
+        <w:t>libvirt</w:t>
+      </w:r>
+      <w:proofErr w:type="spellEnd"/>
+      <w:r>
+        <w:t>”</w:t>
+      </w:r>
+    </w:p>
+    <w:p>
+      <w:proofErr w:type="spellStart"/>
+      <w:r>
+        <w:t>auth_unix_ro</w:t>
+      </w:r>
+      <w:proofErr w:type="spellEnd"/>
+      <w:proofErr w:type="gramStart"/>
+      <w:r>
+        <w:t>=”none</w:t>
+      </w:r>
+      <w:proofErr w:type="gramEnd"/>
+      <w:r>
+        <w:t>”</w:t>
+      </w:r>
+    </w:p>
+    <w:p>
+      <w:proofErr w:type="spellStart"/>
+      <w:r>
+        <w:t>auth_unix_rw</w:t>
+      </w:r>
+      <w:proofErr w:type="spellEnd"/>
+      <w:proofErr w:type="gramStart"/>
+      <w:r>
+        <w:t>=”none</w:t>
+      </w:r>
+      <w:proofErr w:type="gramEnd"/>
+      <w:r>
+        <w:t>”</w:t>
+      </w:r>
+    </w:p>
+    <w:p>
+      <w:r>
+        <w:t xml:space="preserve">Sudo </w:t>
+      </w:r>
+      <w:proofErr w:type="spellStart"/>
+      <w:r>
+        <w:t>systemctl</w:t>
+      </w:r>
+      <w:proofErr w:type="spellEnd"/>
+      <w:r>
+        <w:t xml:space="preserve"> restart </w:t>
+      </w:r>
+      <w:proofErr w:type="spellStart"/>
+      <w:r>
+        <w:t>libvirtd</w:t>
+      </w:r>
+      <w:proofErr w:type="spellEnd"/>
+    </w:p>
+    <w:p>
+      <w:proofErr w:type="spellStart"/>
+      <w:r>
+        <w:t>Virsh</w:t>
+      </w:r>
+      <w:proofErr w:type="spellEnd"/>
+      <w:r>
+        <w:t xml:space="preserve"> list</w:t>
+      </w:r>
+    </w:p>
+    <w:p>
+      <w:proofErr w:type="spellStart"/>
+      <w:r>
+        <w:t>Virsh</w:t>
+      </w:r>
+      <w:proofErr w:type="spellEnd"/>
+    </w:p>
+    <w:p>
+      <w:r>
+        <w:t>Version</w:t>
+      </w:r>
+    </w:p>
+    <w:p>
+      <w:proofErr w:type="spellStart"/>
+      <w:r>
+        <w:t>Nodeinfo</w:t>
+      </w:r>
+      <w:proofErr w:type="spellEnd"/>
+    </w:p>
+    <w:p>
+      <w:proofErr w:type="spellStart"/>
+      <w:r>
+        <w:t>Vm</w:t>
+      </w:r>
+      <w:proofErr w:type="spellEnd"/>
+      <w:r>
+        <w:t xml:space="preserve"> manager - </w:t>
+      </w:r>
+      <w:proofErr w:type="spellStart"/>
+      <w:r>
+        <w:t>qemu</w:t>
+      </w:r>
+      <w:proofErr w:type="spellEnd"/>
+      <w:r>
+        <w:t xml:space="preserve"> - new - import - download.cirros.cloud.net/0.5.1</w:t>
+      </w:r>
+    </w:p>
+    <w:p/>
+    <w:p/>
+    <w:p>
+      <w:r>
+        <w:t>6.shared media</w:t>
+      </w:r>
+    </w:p>
+    <w:p>
+      <w:r>
+        <w:t>ls /media</w:t>
+      </w:r>
+    </w:p>
+    <w:p>
+      <w:r>
+        <w:t>ls /media/</w:t>
+      </w:r>
+      <w:proofErr w:type="spellStart"/>
+      <w:r>
+        <w:t>sf_VMShared</w:t>
+      </w:r>
+      <w:proofErr w:type="spellEnd"/>
+    </w:p>
+    <w:p>
+      <w:proofErr w:type="spellStart"/>
+      <w:r>
+        <w:t>sudo</w:t>
+      </w:r>
+      <w:proofErr w:type="spellEnd"/>
+      <w:r>
+        <w:t xml:space="preserve"> </w:t>
+      </w:r>
+      <w:proofErr w:type="spellStart"/>
+      <w:r>
+        <w:t>usermod</w:t>
+      </w:r>
+      <w:proofErr w:type="spellEnd"/>
+      <w:r>
+        <w:t xml:space="preserve"> -</w:t>
+      </w:r>
+      <w:proofErr w:type="spellStart"/>
+      <w:r>
+        <w:t>aG</w:t>
+      </w:r>
+      <w:proofErr w:type="spellEnd"/>
+      <w:r>
+        <w:t xml:space="preserve"> </w:t>
+      </w:r>
+      <w:proofErr w:type="spellStart"/>
+      <w:r>
+        <w:t>vboxsf</w:t>
+      </w:r>
+      <w:proofErr w:type="spellEnd"/>
+      <w:r>
+        <w:t xml:space="preserve"> $USER</w:t>
+      </w:r>
+    </w:p>
+    <w:p>
+      <w:proofErr w:type="spellStart"/>
+      <w:r>
         <w:lastRenderedPageBreak/>
-        <w:t xml:space="preserve">Sudo apt-get install </w:t>
-      </w:r>
-      <w:proofErr w:type="spellStart"/>
-      <w:r>
-        <w:t>qemu-kvm</w:t>
-      </w:r>
-      <w:proofErr w:type="spellEnd"/>
+        <w:t>sudo</w:t>
+      </w:r>
+      <w:proofErr w:type="spellEnd"/>
+      <w:r>
+        <w:t xml:space="preserve"> reboot</w:t>
+      </w:r>
+    </w:p>
+    <w:p>
+      <w:r>
+        <w:t>cp VM1.txt /media/</w:t>
+      </w:r>
+      <w:proofErr w:type="spellStart"/>
+      <w:r>
+        <w:t>sf_VMShared</w:t>
+      </w:r>
+      <w:proofErr w:type="spellEnd"/>
+      <w:r>
+        <w:t>/</w:t>
+      </w:r>
+    </w:p>
+    <w:p>
+      <w:r>
+        <w:t xml:space="preserve">in </w:t>
+      </w:r>
+      <w:proofErr w:type="gramStart"/>
+      <w:r>
+        <w:t>kali</w:t>
+      </w:r>
+      <w:proofErr w:type="gramEnd"/>
+      <w:r>
+        <w:t>,</w:t>
+      </w:r>
+    </w:p>
+    <w:p>
+      <w:r>
+        <w:t>ls /media/</w:t>
+      </w:r>
+      <w:proofErr w:type="spellStart"/>
+      <w:r>
+        <w:t>sf_VMShared</w:t>
+      </w:r>
+      <w:proofErr w:type="spellEnd"/>
+    </w:p>
+    <w:p>
+      <w:r>
+        <w:t>cat</w:t>
+      </w:r>
       <w:r>
         <w:t xml:space="preserve"> </w:t>
       </w:r>
-      <w:proofErr w:type="spellStart"/>
-      <w:r>
-        <w:t>libvirt</w:t>
-      </w:r>
-      <w:proofErr w:type="spellEnd"/>
-      <w:r>
-        <w:t xml:space="preserve">-bin bridge-utils </w:t>
-      </w:r>
-      <w:proofErr w:type="spellStart"/>
-      <w:r>
-        <w:t>qemu</w:t>
-      </w:r>
-      <w:proofErr w:type="spellEnd"/>
-      <w:r>
-        <w:t>-sys</w:t>
-      </w:r>
-    </w:p>
-    <w:p>
-      <w:proofErr w:type="spellStart"/>
-      <w:r>
-        <w:t>sudo</w:t>
-      </w:r>
-      <w:proofErr w:type="spellEnd"/>
-      <w:r>
-        <w:t xml:space="preserve"> apt-get install </w:t>
-      </w:r>
-      <w:proofErr w:type="spellStart"/>
-      <w:r>
-        <w:t>qemu-kvm</w:t>
-      </w:r>
-      <w:proofErr w:type="spellEnd"/>
-      <w:r>
-        <w:t xml:space="preserve"> </w:t>
-      </w:r>
-      <w:proofErr w:type="spellStart"/>
-      <w:r>
-        <w:t>libvirt</w:t>
-      </w:r>
-      <w:proofErr w:type="spellEnd"/>
-      <w:r>
-        <w:t xml:space="preserve">-daemon-system </w:t>
-      </w:r>
-      <w:proofErr w:type="spellStart"/>
-      <w:r>
-        <w:t>libvirt</w:t>
-      </w:r>
-      <w:proofErr w:type="spellEnd"/>
-      <w:r>
-        <w:t>-clients bridge-utils qemu-system-x86</w:t>
-      </w:r>
-    </w:p>
-    <w:p/>
-    <w:p>
-      <w:r>
-        <w:t>Nano /</w:t>
-      </w:r>
-      <w:proofErr w:type="spellStart"/>
-      <w:r>
-        <w:t>etc</w:t>
-      </w:r>
-      <w:proofErr w:type="spellEnd"/>
-      <w:r>
-        <w:t>/</w:t>
-      </w:r>
-      <w:proofErr w:type="spellStart"/>
-      <w:r>
-        <w:t>libvirt</w:t>
-      </w:r>
-      <w:proofErr w:type="spellEnd"/>
-      <w:r>
-        <w:t>/</w:t>
-      </w:r>
-      <w:proofErr w:type="spellStart"/>
-      <w:r>
-        <w:t>libvirtd.conf</w:t>
-      </w:r>
-      <w:proofErr w:type="spellEnd"/>
-    </w:p>
-    <w:p>
-      <w:r>
-        <w:t xml:space="preserve">Grep </w:t>
-      </w:r>
-      <w:proofErr w:type="gramStart"/>
-      <w:r>
-        <w:t>^[</w:t>
-      </w:r>
-      <w:proofErr w:type="gramEnd"/>
-      <w:r>
-        <w:t>^#] /</w:t>
-      </w:r>
-      <w:proofErr w:type="spellStart"/>
-      <w:r>
-        <w:t>etc</w:t>
-      </w:r>
-      <w:proofErr w:type="spellEnd"/>
-      <w:r>
-        <w:t>/</w:t>
-      </w:r>
-      <w:proofErr w:type="spellStart"/>
-      <w:r>
-        <w:t>libvirt</w:t>
-      </w:r>
-      <w:proofErr w:type="spellEnd"/>
-      <w:r>
-        <w:t>/</w:t>
-      </w:r>
-      <w:proofErr w:type="spellStart"/>
-      <w:r>
-        <w:t>libvirtd.conf</w:t>
-      </w:r>
-      <w:proofErr w:type="spellEnd"/>
-    </w:p>
-    <w:p/>
-    <w:p>
-      <w:proofErr w:type="spellStart"/>
-      <w:r>
-        <w:t>unix_sock_group</w:t>
-      </w:r>
-      <w:proofErr w:type="spellEnd"/>
-      <w:proofErr w:type="gramStart"/>
-      <w:r>
-        <w:t>=”</w:t>
-      </w:r>
-      <w:proofErr w:type="spellStart"/>
-      <w:r>
-        <w:t>libvirt</w:t>
-      </w:r>
-      <w:proofErr w:type="spellEnd"/>
-      <w:proofErr w:type="gramEnd"/>
-      <w:r>
-        <w:t>”</w:t>
-      </w:r>
-    </w:p>
-    <w:p>
-      <w:proofErr w:type="spellStart"/>
-      <w:r>
-        <w:t>unix_sock_ro_perms</w:t>
-      </w:r>
-      <w:proofErr w:type="spellEnd"/>
-      <w:r>
-        <w:t>=”0777”</w:t>
-      </w:r>
-    </w:p>
-    <w:p>
-      <w:proofErr w:type="spellStart"/>
-      <w:r>
-        <w:t>unix_sock_rm_perms</w:t>
-      </w:r>
-      <w:proofErr w:type="spellEnd"/>
-      <w:r>
-        <w:t>=”0770”</w:t>
-      </w:r>
-    </w:p>
-    <w:p>
-      <w:proofErr w:type="spellStart"/>
-      <w:r>
-        <w:t>unix_sock_dir</w:t>
-      </w:r>
-      <w:proofErr w:type="spellEnd"/>
-      <w:r>
-        <w:t>=”/var/run/</w:t>
-      </w:r>
-      <w:proofErr w:type="spellStart"/>
-      <w:r>
-        <w:t>libvirt</w:t>
-      </w:r>
-      <w:proofErr w:type="spellEnd"/>
-      <w:r>
-        <w:t>”</w:t>
-      </w:r>
-    </w:p>
-    <w:p>
-      <w:proofErr w:type="spellStart"/>
-      <w:r>
-        <w:t>auth_unix_ro</w:t>
-      </w:r>
-      <w:proofErr w:type="spellEnd"/>
-      <w:proofErr w:type="gramStart"/>
-      <w:r>
-        <w:t>=”none</w:t>
-      </w:r>
-      <w:proofErr w:type="gramEnd"/>
-      <w:r>
-        <w:t>”</w:t>
-      </w:r>
-    </w:p>
-    <w:p>
-      <w:proofErr w:type="spellStart"/>
-      <w:r>
-        <w:t>auth_unix_rw</w:t>
-      </w:r>
-      <w:proofErr w:type="spellEnd"/>
-      <w:proofErr w:type="gramStart"/>
-      <w:r>
-        <w:t>=”none</w:t>
-      </w:r>
-      <w:proofErr w:type="gramEnd"/>
-      <w:r>
-        <w:t>”</w:t>
-      </w:r>
-    </w:p>
-    <w:p>
-      <w:r>
-        <w:t xml:space="preserve">Sudo </w:t>
-      </w:r>
-      <w:proofErr w:type="spellStart"/>
-      <w:r>
-        <w:t>systemctl</w:t>
-      </w:r>
-      <w:proofErr w:type="spellEnd"/>
-      <w:r>
-        <w:t xml:space="preserve"> restart </w:t>
-      </w:r>
-      <w:proofErr w:type="spellStart"/>
-      <w:r>
-        <w:t>libvirtd</w:t>
-      </w:r>
-      <w:proofErr w:type="spellEnd"/>
-    </w:p>
-    <w:p>
-      <w:proofErr w:type="spellStart"/>
-      <w:r>
-        <w:t>Virsh</w:t>
-      </w:r>
-      <w:proofErr w:type="spellEnd"/>
-      <w:r>
-        <w:t xml:space="preserve"> list</w:t>
-      </w:r>
-    </w:p>
-    <w:p>
-      <w:proofErr w:type="spellStart"/>
-      <w:r>
-        <w:t>Virsh</w:t>
-      </w:r>
-      <w:proofErr w:type="spellEnd"/>
-    </w:p>
-    <w:p>
-      <w:r>
-        <w:t>Version</w:t>
-      </w:r>
-    </w:p>
-    <w:p>
-      <w:proofErr w:type="spellStart"/>
-      <w:r>
-        <w:t>Nodeinfo</w:t>
-      </w:r>
-      <w:proofErr w:type="spellEnd"/>
-    </w:p>
-    <w:p>
-      <w:proofErr w:type="spellStart"/>
-      <w:r>
-        <w:t>Vm</w:t>
-      </w:r>
-      <w:proofErr w:type="spellEnd"/>
-      <w:r>
-        <w:t xml:space="preserve"> manager - </w:t>
-      </w:r>
-      <w:proofErr w:type="spellStart"/>
-      <w:r>
-        <w:t>qemu</w:t>
-      </w:r>
-      <w:proofErr w:type="spellEnd"/>
-      <w:r>
-        <w:t xml:space="preserve"> - new - import - download.cirros.cloud.net/0.5.1</w:t>
-      </w:r>
-    </w:p>
-    <w:p/>
-    <w:p/>
-    <w:p>
-      <w:r>
-        <w:t>6.shared media</w:t>
-      </w:r>
-    </w:p>
-    <w:p>
-      <w:r>
-        <w:t>ls /media</w:t>
-      </w:r>
-    </w:p>
-    <w:p>
-      <w:r>
-        <w:t>ls /media/</w:t>
+      <w:r>
+        <w:t>/media/</w:t>
       </w:r>
       <w:proofErr w:type="spellStart"/>
       <w:r>
         <w:t>sf_VMShared</w:t>
       </w:r>
       <w:proofErr w:type="spellEnd"/>
-    </w:p>
-    <w:p>
-      <w:proofErr w:type="spellStart"/>
-      <w:r>
-        <w:t>sudo</w:t>
-      </w:r>
-      <w:proofErr w:type="spellEnd"/>
-      <w:r>
-        <w:t xml:space="preserve"> </w:t>
-      </w:r>
-      <w:proofErr w:type="spellStart"/>
-      <w:r>
-        <w:t>usermod</w:t>
+      <w:r>
+        <w:t>/VM1.txt</w:t>
+      </w:r>
+    </w:p>
+    <w:p/>
+    <w:p>
+      <w:r>
+        <w:t>7.hyper -v</w:t>
+      </w:r>
+    </w:p>
+    <w:p>
+      <w:r>
+        <w:t>Window:</w:t>
+      </w:r>
+    </w:p>
+    <w:p>
+      <w:r>
+        <w:t>Get-</w:t>
+      </w:r>
+      <w:proofErr w:type="spellStart"/>
+      <w:r>
+        <w:t>VMSwitch</w:t>
+      </w:r>
+      <w:proofErr w:type="spellEnd"/>
+    </w:p>
+    <w:p>
+      <w:r>
+        <w:t>New-Item -ItemType Directory -Path "C:\Hyper-V" -Force</w:t>
+      </w:r>
+    </w:p>
+    <w:p>
+      <w:r>
+        <w:t>New-VM -Name "Sujit</w:t>
+      </w:r>
+      <w:r>
+        <w:t>a</w:t>
+      </w:r>
+      <w:r>
+        <w:t>a_23IT160_Ubuntu_Terminal_Lab" -</w:t>
+      </w:r>
+      <w:proofErr w:type="spellStart"/>
+      <w:r>
+        <w:t>MemoryStartupBytes</w:t>
+      </w:r>
+      <w:proofErr w:type="spellEnd"/>
+      <w:r>
+        <w:t xml:space="preserve"> 2GB -Generation 2 -</w:t>
+      </w:r>
+      <w:proofErr w:type="spellStart"/>
+      <w:r>
+        <w:t>NewVHDPath</w:t>
+      </w:r>
+      <w:proofErr w:type="spellEnd"/>
+      <w:r>
+        <w:t xml:space="preserve"> "C:\Hyper-V\Sujit</w:t>
+      </w:r>
+      <w:r>
+        <w:t>a</w:t>
+      </w:r>
+      <w:r>
+        <w:t>a_23IT160_Ubuntu_Terminal_Lab.vhdx" -</w:t>
+      </w:r>
+      <w:proofErr w:type="spellStart"/>
+      <w:r>
+        <w:t>NewVHDSizeBytes</w:t>
+      </w:r>
+      <w:proofErr w:type="spellEnd"/>
+      <w:r>
+        <w:t xml:space="preserve"> 20GB</w:t>
+      </w:r>
+    </w:p>
+    <w:p>
+      <w:r>
+        <w:t>Get-VM</w:t>
+      </w:r>
+    </w:p>
+    <w:p>
+      <w:r>
+        <w:t>Connect-</w:t>
+      </w:r>
+      <w:proofErr w:type="spellStart"/>
+      <w:r>
+        <w:t>VMNetworkAdapter</w:t>
       </w:r>
       <w:proofErr w:type="spellEnd"/>
       <w:r>
@@ -1098,259 +1277,75 @@
       </w:r>
       <w:proofErr w:type="spellStart"/>
       <w:r>
-        <w:t>aG</w:t>
-      </w:r>
-      <w:proofErr w:type="spellEnd"/>
-      <w:r>
-        <w:t xml:space="preserve"> </w:t>
-      </w:r>
-      <w:proofErr w:type="spellStart"/>
-      <w:r>
-        <w:t>vboxsf</w:t>
-      </w:r>
-      <w:proofErr w:type="spellEnd"/>
-      <w:r>
-        <w:t xml:space="preserve"> $USER</w:t>
-      </w:r>
-    </w:p>
-    <w:p>
-      <w:proofErr w:type="spellStart"/>
-      <w:r>
-        <w:t>sudo</w:t>
-      </w:r>
-      <w:proofErr w:type="spellEnd"/>
-      <w:r>
-        <w:t xml:space="preserve"> reboot</w:t>
-      </w:r>
-    </w:p>
+        <w:t>VMName</w:t>
+      </w:r>
+      <w:proofErr w:type="spellEnd"/>
+      <w:r>
+        <w:t xml:space="preserve"> "Sujit</w:t>
+      </w:r>
+      <w:r>
+        <w:t>a</w:t>
+      </w:r>
+      <w:r>
+        <w:t>a_23IT160_Ubuntu_Terminal_Lab" -</w:t>
+      </w:r>
+      <w:proofErr w:type="spellStart"/>
+      <w:r>
+        <w:t>SwitchName</w:t>
+      </w:r>
+      <w:proofErr w:type="spellEnd"/>
+      <w:r>
+        <w:t xml:space="preserve"> "Default Switch"</w:t>
+      </w:r>
+    </w:p>
+    <w:p>
+      <w:r>
+        <w:t>Start-VM -Name "Sujit</w:t>
+      </w:r>
+      <w:r>
+        <w:t>a</w:t>
+      </w:r>
+      <w:r>
+        <w:t>a_23IT160_Ubuntu_Terminal_Lab"</w:t>
+      </w:r>
+    </w:p>
+    <w:p>
+      <w:r>
+        <w:t>Get-VM -Name "Sujit</w:t>
+      </w:r>
+      <w:r>
+        <w:t>a</w:t>
+      </w:r>
+      <w:r>
+        <w:t>a_23IT160_Ubuntu_Terminal_Lab"</w:t>
+      </w:r>
+    </w:p>
+    <w:p>
+      <w:r>
+        <w:t>Stop-VM -Name "Sujit</w:t>
+      </w:r>
+      <w:r>
+        <w:t>a</w:t>
+      </w:r>
+      <w:r>
+        <w:t>a_23IT160_Ubuntu_Terminal_Lab"</w:t>
+      </w:r>
+    </w:p>
+    <w:p>
+      <w:r>
+        <w:t>Get-VM -Name "Sujitha_23IT160_Ubuntu_Terminal_Lab"</w:t>
+      </w:r>
+    </w:p>
+    <w:p/>
+    <w:p/>
+    <w:p/>
+    <w:p/>
+    <w:p/>
+    <w:p/>
+    <w:p/>
     <w:p>
       <w:r>
         <w:lastRenderedPageBreak/>
-        <w:t>cp VM1.txt /media/</w:t>
-      </w:r>
-      <w:proofErr w:type="spellStart"/>
-      <w:r>
-        <w:t>sf_VMShared</w:t>
-      </w:r>
-      <w:proofErr w:type="spellEnd"/>
-      <w:r>
-        <w:t>/</w:t>
-      </w:r>
-    </w:p>
-    <w:p>
-      <w:r>
-        <w:t>cat /media/</w:t>
-      </w:r>
-      <w:proofErr w:type="spellStart"/>
-      <w:r>
-        <w:t>sf_VMShared</w:t>
-      </w:r>
-      <w:proofErr w:type="spellEnd"/>
-      <w:r>
-        <w:t>/VM1.txt</w:t>
-      </w:r>
-    </w:p>
-    <w:p/>
-    <w:p>
-      <w:r>
-        <w:t>7.hyper -v</w:t>
-      </w:r>
-    </w:p>
-    <w:p>
-      <w:r>
-        <w:t>Window:</w:t>
-      </w:r>
-    </w:p>
-    <w:p>
-      <w:r>
-        <w:t>Get-</w:t>
-      </w:r>
-      <w:proofErr w:type="spellStart"/>
-      <w:r>
-        <w:t>VMSwitch</w:t>
-      </w:r>
-      <w:proofErr w:type="spellEnd"/>
-    </w:p>
-    <w:p>
-      <w:r>
-        <w:t>New-Item -ItemType Directory -Path “C:\</w:t>
-      </w:r>
-      <w:proofErr w:type="spellStart"/>
-      <w:r>
-        <w:t>Hper</w:t>
-      </w:r>
-      <w:proofErr w:type="spellEnd"/>
-      <w:r>
-        <w:t>-V” -Force</w:t>
-      </w:r>
-    </w:p>
-    <w:p>
-      <w:r>
-        <w:t>New-VM -Name “Nan” -</w:t>
-      </w:r>
-      <w:proofErr w:type="spellStart"/>
-      <w:r>
-        <w:t>MemoryStartupBytes</w:t>
-      </w:r>
-      <w:proofErr w:type="spellEnd"/>
-      <w:r>
-        <w:t xml:space="preserve"> 2GB -</w:t>
-      </w:r>
-      <w:proofErr w:type="gramStart"/>
-      <w:r>
-        <w:t>Generation  2</w:t>
-      </w:r>
-      <w:proofErr w:type="gramEnd"/>
-      <w:r>
-        <w:t xml:space="preserve"> -</w:t>
-      </w:r>
-      <w:proofErr w:type="spellStart"/>
-      <w:r>
-        <w:t>NewVHDPath</w:t>
-      </w:r>
-      <w:proofErr w:type="spellEnd"/>
-      <w:r>
-        <w:t xml:space="preserve"> “C:\Hyper-V\</w:t>
-      </w:r>
-      <w:proofErr w:type="spellStart"/>
-      <w:r>
-        <w:t>Nan.vhdx</w:t>
-      </w:r>
-      <w:proofErr w:type="spellEnd"/>
-      <w:r>
-        <w:t>” -</w:t>
-      </w:r>
-      <w:proofErr w:type="spellStart"/>
-      <w:r>
-        <w:t>NewVHDSizeBytes</w:t>
-      </w:r>
-      <w:proofErr w:type="spellEnd"/>
-      <w:r>
-        <w:t xml:space="preserve"> 30GB</w:t>
-      </w:r>
-    </w:p>
-    <w:p>
-      <w:r>
-        <w:t>Connect-</w:t>
-      </w:r>
-      <w:proofErr w:type="spellStart"/>
-      <w:r>
-        <w:t>VMNetworkAdapter</w:t>
-      </w:r>
-      <w:proofErr w:type="spellEnd"/>
-      <w:r>
-        <w:t xml:space="preserve"> -</w:t>
-      </w:r>
-      <w:proofErr w:type="spellStart"/>
-      <w:r>
-        <w:t>VMName</w:t>
-      </w:r>
-      <w:proofErr w:type="spellEnd"/>
-      <w:r>
-        <w:t xml:space="preserve"> “Nan” -</w:t>
-      </w:r>
-      <w:proofErr w:type="spellStart"/>
-      <w:r>
-        <w:t>SwitchName</w:t>
-      </w:r>
-      <w:proofErr w:type="spellEnd"/>
-      <w:r>
-        <w:t xml:space="preserve"> “Default Switch”</w:t>
-      </w:r>
-    </w:p>
-    <w:p>
-      <w:r>
-        <w:t>Add-</w:t>
-      </w:r>
-      <w:proofErr w:type="spellStart"/>
-      <w:r>
-        <w:t>VMDvdDrive</w:t>
-      </w:r>
-      <w:proofErr w:type="spellEnd"/>
-      <w:r>
-        <w:t xml:space="preserve"> -</w:t>
-      </w:r>
-      <w:proofErr w:type="spellStart"/>
-      <w:r>
-        <w:t>VMName</w:t>
-      </w:r>
-      <w:proofErr w:type="spellEnd"/>
-      <w:r>
-        <w:t xml:space="preserve"> “Nan” -Path </w:t>
-      </w:r>
-      <w:proofErr w:type="gramStart"/>
-      <w:r>
-        <w:t>“ ubuntu</w:t>
-      </w:r>
-      <w:proofErr w:type="gramEnd"/>
-      <w:r>
-        <w:t xml:space="preserve"> image path”</w:t>
-      </w:r>
-    </w:p>
-    <w:p>
-      <w:r>
-        <w:t>Set-</w:t>
-      </w:r>
-      <w:proofErr w:type="spellStart"/>
-      <w:r>
-        <w:t>VMFirmware</w:t>
-      </w:r>
-      <w:proofErr w:type="spellEnd"/>
-      <w:r>
-        <w:t xml:space="preserve"> -</w:t>
-      </w:r>
-      <w:proofErr w:type="spellStart"/>
-      <w:r>
-        <w:t>VMName</w:t>
-      </w:r>
-      <w:proofErr w:type="spellEnd"/>
-      <w:r>
-        <w:t xml:space="preserve"> “Nan” -</w:t>
-      </w:r>
-      <w:proofErr w:type="spellStart"/>
-      <w:r>
-        <w:t>FirstBootDevice</w:t>
-      </w:r>
-      <w:proofErr w:type="spellEnd"/>
-      <w:r>
-        <w:t xml:space="preserve"> (Get-</w:t>
-      </w:r>
-      <w:proofErr w:type="spellStart"/>
-      <w:r>
-        <w:t>VMDvdDrive</w:t>
-      </w:r>
-      <w:proofErr w:type="spellEnd"/>
-      <w:r>
-        <w:t xml:space="preserve"> -</w:t>
-      </w:r>
-      <w:proofErr w:type="spellStart"/>
-      <w:r>
-        <w:t>VMName</w:t>
-      </w:r>
-      <w:proofErr w:type="spellEnd"/>
-      <w:r>
-        <w:t xml:space="preserve"> “Nan”)</w:t>
-      </w:r>
-    </w:p>
-    <w:p>
-      <w:r>
-        <w:t>Get-VM -Name “Nan”</w:t>
-      </w:r>
-    </w:p>
-    <w:p>
-      <w:r>
-        <w:t>Stop-VM -Name “Nan”</w:t>
-      </w:r>
-    </w:p>
-    <w:p>
-      <w:r>
-        <w:t>Get-VM -Name “Nan”</w:t>
-      </w:r>
-    </w:p>
-    <w:p/>
-    <w:p/>
-    <w:p>
-      <w:r>
         <w:t>8.</w:t>
       </w:r>
     </w:p>
@@ -1634,6 +1629,7 @@
     <w:p/>
     <w:p>
       <w:r>
+        <w:lastRenderedPageBreak/>
         <w:t xml:space="preserve">Sudo </w:t>
       </w:r>
       <w:proofErr w:type="spellStart"/>
@@ -1762,233 +1758,233 @@
     </w:p>
     <w:p>
       <w:r>
+        <w:t xml:space="preserve">Sudo Route add default </w:t>
+      </w:r>
+      <w:proofErr w:type="spellStart"/>
+      <w:r>
+        <w:t>gw</w:t>
+      </w:r>
+      <w:proofErr w:type="spellEnd"/>
+      <w:r>
+        <w:t xml:space="preserve"> 10.0.2.15 dev </w:t>
+      </w:r>
+      <w:proofErr w:type="spellStart"/>
+      <w:r>
+        <w:t>br</w:t>
+      </w:r>
+      <w:proofErr w:type="spellEnd"/>
+      <w:r>
+        <w:t>-cloud-new</w:t>
+      </w:r>
+    </w:p>
+    <w:p/>
+    <w:p>
+      <w:r>
+        <w:t>Sudo -s</w:t>
+      </w:r>
+    </w:p>
+    <w:p>
+      <w:r>
+        <w:t xml:space="preserve">Ip </w:t>
+      </w:r>
+      <w:proofErr w:type="spellStart"/>
+      <w:r>
+        <w:t>netns</w:t>
+      </w:r>
+      <w:proofErr w:type="spellEnd"/>
+      <w:r>
+        <w:t xml:space="preserve"> add VRF1</w:t>
+      </w:r>
+    </w:p>
+    <w:p>
+      <w:r>
+        <w:t xml:space="preserve">Ip </w:t>
+      </w:r>
+      <w:proofErr w:type="spellStart"/>
+      <w:r>
+        <w:t>netns</w:t>
+      </w:r>
+      <w:proofErr w:type="spellEnd"/>
+      <w:r>
+        <w:t xml:space="preserve"> add VRF2</w:t>
+      </w:r>
+    </w:p>
+    <w:p>
+      <w:r>
+        <w:t xml:space="preserve">Ip </w:t>
+      </w:r>
+      <w:proofErr w:type="spellStart"/>
+      <w:r>
+        <w:t>netns</w:t>
+      </w:r>
+      <w:proofErr w:type="spellEnd"/>
+      <w:r>
+        <w:t xml:space="preserve"> list</w:t>
+      </w:r>
+    </w:p>
+    <w:p/>
+    <w:p>
+      <w:r>
+        <w:t xml:space="preserve">Ip link add veth1 type </w:t>
+      </w:r>
+      <w:proofErr w:type="spellStart"/>
+      <w:r>
+        <w:t>veth</w:t>
+      </w:r>
+      <w:proofErr w:type="spellEnd"/>
+      <w:r>
+        <w:t xml:space="preserve"> peer name veth2</w:t>
+      </w:r>
+    </w:p>
+    <w:p>
+      <w:r>
+        <w:t>Ip link show</w:t>
+      </w:r>
+    </w:p>
+    <w:p>
+      <w:r>
+        <w:t xml:space="preserve">Ip </w:t>
+      </w:r>
+      <w:proofErr w:type="spellStart"/>
+      <w:r>
+        <w:t>netns</w:t>
+      </w:r>
+      <w:proofErr w:type="spellEnd"/>
+      <w:r>
+        <w:t xml:space="preserve"> exec VRF1 </w:t>
+      </w:r>
+      <w:proofErr w:type="spellStart"/>
+      <w:r>
+        <w:t>ip</w:t>
+      </w:r>
+      <w:proofErr w:type="spellEnd"/>
+      <w:r>
+        <w:t xml:space="preserve"> link show</w:t>
+      </w:r>
+    </w:p>
+    <w:p>
+      <w:r>
+        <w:t xml:space="preserve">Ip link add veth1 type </w:t>
+      </w:r>
+      <w:proofErr w:type="spellStart"/>
+      <w:r>
+        <w:t>veth</w:t>
+      </w:r>
+      <w:proofErr w:type="spellEnd"/>
+      <w:r>
+        <w:t xml:space="preserve"> peer name veth2</w:t>
+      </w:r>
+    </w:p>
+    <w:p>
+      <w:r>
+        <w:t xml:space="preserve">Ip link set veth1 </w:t>
+      </w:r>
+      <w:proofErr w:type="spellStart"/>
+      <w:r>
+        <w:t>netns</w:t>
+      </w:r>
+      <w:proofErr w:type="spellEnd"/>
+      <w:r>
+        <w:t xml:space="preserve"> VRF1</w:t>
+      </w:r>
+    </w:p>
+    <w:p>
+      <w:r>
+        <w:t xml:space="preserve">Ip link set veth3 </w:t>
+      </w:r>
+      <w:proofErr w:type="spellStart"/>
+      <w:r>
+        <w:t>netns</w:t>
+      </w:r>
+      <w:proofErr w:type="spellEnd"/>
+      <w:r>
+        <w:t xml:space="preserve"> VRF2</w:t>
+      </w:r>
+    </w:p>
+    <w:p>
+      <w:r>
+        <w:t xml:space="preserve">Ip </w:t>
+      </w:r>
+      <w:proofErr w:type="spellStart"/>
+      <w:r>
+        <w:t>netns</w:t>
+      </w:r>
+      <w:proofErr w:type="spellEnd"/>
+      <w:r>
+        <w:t xml:space="preserve"> exec VRF1 </w:t>
+      </w:r>
+      <w:proofErr w:type="spellStart"/>
+      <w:r>
+        <w:t>ip</w:t>
+      </w:r>
+      <w:proofErr w:type="spellEnd"/>
+      <w:r>
+        <w:t xml:space="preserve"> link</w:t>
+      </w:r>
+    </w:p>
+    <w:p>
+      <w:r>
+        <w:t xml:space="preserve">Ip </w:t>
+      </w:r>
+      <w:proofErr w:type="spellStart"/>
+      <w:r>
+        <w:t>netns</w:t>
+      </w:r>
+      <w:proofErr w:type="spellEnd"/>
+      <w:r>
+        <w:t xml:space="preserve"> exec VRF1 </w:t>
+      </w:r>
+      <w:proofErr w:type="spellStart"/>
+      <w:r>
+        <w:t>ifconfig</w:t>
+      </w:r>
+      <w:proofErr w:type="spellEnd"/>
+      <w:r>
+        <w:t xml:space="preserve"> veth1 10.10.10.1/24 up</w:t>
+      </w:r>
+    </w:p>
+    <w:p>
+      <w:r>
+        <w:t xml:space="preserve">Ip </w:t>
+      </w:r>
+      <w:proofErr w:type="spellStart"/>
+      <w:r>
+        <w:t>netns</w:t>
+      </w:r>
+      <w:proofErr w:type="spellEnd"/>
+      <w:r>
+        <w:t xml:space="preserve"> exec VRF2 </w:t>
+      </w:r>
+      <w:proofErr w:type="spellStart"/>
+      <w:r>
+        <w:t>ifconfig</w:t>
+      </w:r>
+      <w:proofErr w:type="spellEnd"/>
+      <w:r>
+        <w:t xml:space="preserve"> veth3 10.10.10.2/24 up</w:t>
+      </w:r>
+    </w:p>
+    <w:p>
+      <w:r>
+        <w:t xml:space="preserve">Ip </w:t>
+      </w:r>
+      <w:proofErr w:type="spellStart"/>
+      <w:r>
+        <w:t>netns</w:t>
+      </w:r>
+      <w:proofErr w:type="spellEnd"/>
+      <w:r>
+        <w:t xml:space="preserve"> exec VRF2 </w:t>
+      </w:r>
+      <w:proofErr w:type="spellStart"/>
+      <w:r>
+        <w:t>ifconfig</w:t>
+      </w:r>
+      <w:proofErr w:type="spellEnd"/>
+    </w:p>
+    <w:p>
+      <w:r>
         <w:lastRenderedPageBreak/>
-        <w:t xml:space="preserve">Sudo Route add default </w:t>
-      </w:r>
-      <w:proofErr w:type="spellStart"/>
-      <w:r>
-        <w:t>gw</w:t>
-      </w:r>
-      <w:proofErr w:type="spellEnd"/>
-      <w:r>
-        <w:t xml:space="preserve"> 10.0.2.15 dev </w:t>
-      </w:r>
-      <w:proofErr w:type="spellStart"/>
-      <w:r>
-        <w:t>br</w:t>
-      </w:r>
-      <w:proofErr w:type="spellEnd"/>
-      <w:r>
-        <w:t>-cloud-new</w:t>
-      </w:r>
-    </w:p>
-    <w:p/>
-    <w:p>
-      <w:r>
-        <w:t>Sudo -s</w:t>
-      </w:r>
-    </w:p>
-    <w:p>
-      <w:r>
-        <w:t xml:space="preserve">Ip </w:t>
-      </w:r>
-      <w:proofErr w:type="spellStart"/>
-      <w:r>
-        <w:t>netns</w:t>
-      </w:r>
-      <w:proofErr w:type="spellEnd"/>
-      <w:r>
-        <w:t xml:space="preserve"> add VRF1</w:t>
-      </w:r>
-    </w:p>
-    <w:p>
-      <w:r>
-        <w:t xml:space="preserve">Ip </w:t>
-      </w:r>
-      <w:proofErr w:type="spellStart"/>
-      <w:r>
-        <w:t>netns</w:t>
-      </w:r>
-      <w:proofErr w:type="spellEnd"/>
-      <w:r>
-        <w:t xml:space="preserve"> add VRF2</w:t>
-      </w:r>
-    </w:p>
-    <w:p>
-      <w:r>
-        <w:t xml:space="preserve">Ip </w:t>
-      </w:r>
-      <w:proofErr w:type="spellStart"/>
-      <w:r>
-        <w:t>netns</w:t>
-      </w:r>
-      <w:proofErr w:type="spellEnd"/>
-      <w:r>
-        <w:t xml:space="preserve"> list</w:t>
-      </w:r>
-    </w:p>
-    <w:p/>
-    <w:p>
-      <w:r>
-        <w:t xml:space="preserve">Ip link add veth1 type </w:t>
-      </w:r>
-      <w:proofErr w:type="spellStart"/>
-      <w:r>
-        <w:t>veth</w:t>
-      </w:r>
-      <w:proofErr w:type="spellEnd"/>
-      <w:r>
-        <w:t xml:space="preserve"> peer name veth2</w:t>
-      </w:r>
-    </w:p>
-    <w:p>
-      <w:r>
-        <w:t>Ip link show</w:t>
-      </w:r>
-    </w:p>
-    <w:p>
-      <w:r>
-        <w:t xml:space="preserve">Ip </w:t>
-      </w:r>
-      <w:proofErr w:type="spellStart"/>
-      <w:r>
-        <w:t>netns</w:t>
-      </w:r>
-      <w:proofErr w:type="spellEnd"/>
-      <w:r>
-        <w:t xml:space="preserve"> exec VRF1 </w:t>
-      </w:r>
-      <w:proofErr w:type="spellStart"/>
-      <w:r>
-        <w:t>ip</w:t>
-      </w:r>
-      <w:proofErr w:type="spellEnd"/>
-      <w:r>
-        <w:t xml:space="preserve"> link show</w:t>
-      </w:r>
-    </w:p>
-    <w:p>
-      <w:r>
-        <w:t xml:space="preserve">Ip link add veth1 type </w:t>
-      </w:r>
-      <w:proofErr w:type="spellStart"/>
-      <w:r>
-        <w:t>veth</w:t>
-      </w:r>
-      <w:proofErr w:type="spellEnd"/>
-      <w:r>
-        <w:t xml:space="preserve"> peer name veth2</w:t>
-      </w:r>
-    </w:p>
-    <w:p>
-      <w:r>
-        <w:t xml:space="preserve">Ip link set veth1 </w:t>
-      </w:r>
-      <w:proofErr w:type="spellStart"/>
-      <w:r>
-        <w:t>netns</w:t>
-      </w:r>
-      <w:proofErr w:type="spellEnd"/>
-      <w:r>
-        <w:t xml:space="preserve"> VRF1</w:t>
-      </w:r>
-    </w:p>
-    <w:p>
-      <w:r>
-        <w:t xml:space="preserve">Ip link set veth3 </w:t>
-      </w:r>
-      <w:proofErr w:type="spellStart"/>
-      <w:r>
-        <w:t>netns</w:t>
-      </w:r>
-      <w:proofErr w:type="spellEnd"/>
-      <w:r>
-        <w:t xml:space="preserve"> VRF2</w:t>
-      </w:r>
-    </w:p>
-    <w:p>
-      <w:r>
-        <w:t xml:space="preserve">Ip </w:t>
-      </w:r>
-      <w:proofErr w:type="spellStart"/>
-      <w:r>
-        <w:t>netns</w:t>
-      </w:r>
-      <w:proofErr w:type="spellEnd"/>
-      <w:r>
-        <w:t xml:space="preserve"> exec VRF1 </w:t>
-      </w:r>
-      <w:proofErr w:type="spellStart"/>
-      <w:r>
-        <w:t>ip</w:t>
-      </w:r>
-      <w:proofErr w:type="spellEnd"/>
-      <w:r>
-        <w:t xml:space="preserve"> link</w:t>
-      </w:r>
-    </w:p>
-    <w:p>
-      <w:r>
-        <w:t xml:space="preserve">Ip </w:t>
-      </w:r>
-      <w:proofErr w:type="spellStart"/>
-      <w:r>
-        <w:t>netns</w:t>
-      </w:r>
-      <w:proofErr w:type="spellEnd"/>
-      <w:r>
-        <w:t xml:space="preserve"> exec VRF1 </w:t>
-      </w:r>
-      <w:proofErr w:type="spellStart"/>
-      <w:r>
-        <w:t>ifconfig</w:t>
-      </w:r>
-      <w:proofErr w:type="spellEnd"/>
-      <w:r>
-        <w:t xml:space="preserve"> veth1 10.10.10.1/24 up</w:t>
-      </w:r>
-    </w:p>
-    <w:p>
-      <w:r>
-        <w:t xml:space="preserve">Ip </w:t>
-      </w:r>
-      <w:proofErr w:type="spellStart"/>
-      <w:r>
-        <w:t>netns</w:t>
-      </w:r>
-      <w:proofErr w:type="spellEnd"/>
-      <w:r>
-        <w:t xml:space="preserve"> exec VRF2 </w:t>
-      </w:r>
-      <w:proofErr w:type="spellStart"/>
-      <w:r>
-        <w:t>ifconfig</w:t>
-      </w:r>
-      <w:proofErr w:type="spellEnd"/>
-      <w:r>
-        <w:t xml:space="preserve"> veth3 10.10.10.2/24 up</w:t>
-      </w:r>
-    </w:p>
-    <w:p>
-      <w:r>
-        <w:t xml:space="preserve">Ip </w:t>
-      </w:r>
-      <w:proofErr w:type="spellStart"/>
-      <w:r>
-        <w:t>netns</w:t>
-      </w:r>
-      <w:proofErr w:type="spellEnd"/>
-      <w:r>
-        <w:t xml:space="preserve"> exec VRF2 </w:t>
-      </w:r>
-      <w:proofErr w:type="spellStart"/>
-      <w:r>
-        <w:t>ifconfig</w:t>
-      </w:r>
-      <w:proofErr w:type="spellEnd"/>
-    </w:p>
-    <w:p>
-      <w:r>
         <w:t xml:space="preserve">Ip </w:t>
       </w:r>
       <w:proofErr w:type="spellStart"/>
@@ -2689,6 +2685,7 @@
   <w:style w:type="character" w:default="1" w:styleId="DefaultParagraphFont">
     <w:name w:val="Default Paragraph Font"/>
     <w:uiPriority w:val="1"/>
+    <w:semiHidden/>
     <w:unhideWhenUsed/>
   </w:style>
   <w:style w:type="table" w:default="1" w:styleId="TableNormal">
